--- a/Docs/roteiro_de_teste.docx
+++ b/Docs/roteiro_de_teste.docx
@@ -46,7 +46,6 @@
         <w:jc w:val="center"/>
       </w:pPr>
       <w:proofErr w:type="spellStart"/>
-      <w:proofErr w:type="gramStart"/>
       <w:r>
         <w:rPr>
           <w:i/>
@@ -66,21 +65,9 @@
           <w:sz w:val="24"/>
           <w:szCs w:val="24"/>
         </w:rPr>
-        <w:t xml:space="preserve">  ·</w:t>
-      </w:r>
-      <w:proofErr w:type="gramEnd"/>
-      <w:r>
-        <w:rPr>
-          <w:i/>
-          <w:iCs/>
-          <w:color w:val="666666"/>
-          <w:sz w:val="24"/>
-          <w:szCs w:val="24"/>
-        </w:rPr>
-        <w:t xml:space="preserve">  </w:t>
+        <w:t xml:space="preserve">  ·  </w:t>
       </w:r>
       <w:proofErr w:type="spellStart"/>
-      <w:proofErr w:type="gramStart"/>
       <w:r>
         <w:rPr>
           <w:i/>
@@ -100,18 +87,7 @@
           <w:sz w:val="24"/>
           <w:szCs w:val="24"/>
         </w:rPr>
-        <w:t xml:space="preserve">  ·</w:t>
-      </w:r>
-      <w:proofErr w:type="gramEnd"/>
-      <w:r>
-        <w:rPr>
-          <w:i/>
-          <w:iCs/>
-          <w:color w:val="666666"/>
-          <w:sz w:val="24"/>
-          <w:szCs w:val="24"/>
-        </w:rPr>
-        <w:t xml:space="preserve">  </w:t>
+        <w:t xml:space="preserve">  ·  </w:t>
       </w:r>
       <w:proofErr w:type="spellStart"/>
       <w:r>
@@ -147,11 +123,7 @@
         <w:jc w:val="center"/>
       </w:pPr>
       <w:r>
-        <w:t>TADS 4</w:t>
-      </w:r>
-      <w:proofErr w:type="gramStart"/>
-      <w:r>
-        <w:t>AM</w:t>
+        <w:t>TADS 4AM</w:t>
       </w:r>
       <w:r>
         <w:rPr>
@@ -159,16 +131,7 @@
           <w:sz w:val="22"/>
           <w:szCs w:val="22"/>
         </w:rPr>
-        <w:t xml:space="preserve">  ·</w:t>
-      </w:r>
-      <w:proofErr w:type="gramEnd"/>
-      <w:r>
-        <w:rPr>
-          <w:color w:val="888888"/>
-          <w:sz w:val="22"/>
-          <w:szCs w:val="22"/>
-        </w:rPr>
-        <w:t xml:space="preserve">  </w:t>
+        <w:t xml:space="preserve">  ·  </w:t>
       </w:r>
       <w:r>
         <w:t>09/06/2026</w:t>
@@ -1710,15 +1673,7 @@
           </w:tcPr>
           <w:p>
             <w:r>
-              <w:t xml:space="preserve">[Requisito / </w:t>
-            </w:r>
-            <w:proofErr w:type="spellStart"/>
-            <w:r>
-              <w:t>User</w:t>
-            </w:r>
-            <w:proofErr w:type="spellEnd"/>
-            <w:r>
-              <w:t xml:space="preserve"> Story / Critério de Aceite]</w:t>
+              <w:t>Página de Registro e Validação de Diplomas</w:t>
             </w:r>
           </w:p>
         </w:tc>
@@ -1949,13 +1904,7 @@
           </w:tcPr>
           <w:p>
             <w:r>
-              <w:t xml:space="preserve">Abri </w:t>
-            </w:r>
-            <w:r>
-              <w:t xml:space="preserve">o navegador e acessar </w:t>
-            </w:r>
-            <w:r>
-              <w:t>o site: projeção.br/faculdade</w:t>
+              <w:t>Abri o navegador e acessar o site: projeção.br/faculdade</w:t>
             </w:r>
           </w:p>
         </w:tc>
@@ -2488,13 +2437,7 @@
           </w:tcPr>
           <w:p>
             <w:r>
-              <w:t xml:space="preserve">Selecionar </w:t>
-            </w:r>
-            <w:r>
-              <w:t>Validar</w:t>
-            </w:r>
-            <w:r>
-              <w:t xml:space="preserve"> Diploma</w:t>
+              <w:t>Selecionar Validar Diploma</w:t>
             </w:r>
           </w:p>
         </w:tc>
@@ -2790,29 +2733,8 @@
           </w:tcPr>
           <w:p>
             <w:r>
-              <w:t>[X</w:t>
-            </w:r>
-            <w:proofErr w:type="gramStart"/>
-            <w:r>
-              <w:t>] Passou   [</w:t>
-            </w:r>
-            <w:proofErr w:type="gramEnd"/>
-            <w:r>
-              <w:t xml:space="preserve"> </w:t>
-            </w:r>
-            <w:proofErr w:type="gramStart"/>
-            <w:r>
-              <w:t>] Falhou   [</w:t>
-            </w:r>
-            <w:proofErr w:type="gramEnd"/>
-            <w:r>
-              <w:t xml:space="preserve"> </w:t>
-            </w:r>
-            <w:proofErr w:type="gramStart"/>
-            <w:r>
-              <w:t>] Bloqueado</w:t>
-            </w:r>
-            <w:proofErr w:type="gramEnd"/>
+              <w:t>[X] Passou   [ ] Falhou   [ ] Bloqueado</w:t>
+            </w:r>
           </w:p>
         </w:tc>
         <w:tc>
@@ -3511,13 +3433,8 @@
               <w:t>Pass</w:t>
             </w:r>
             <w:proofErr w:type="spellEnd"/>
-            <w:proofErr w:type="gramStart"/>
-            <w:r>
-              <w:t xml:space="preserve">   [</w:t>
-            </w:r>
-            <w:proofErr w:type="gramEnd"/>
-            <w:r>
-              <w:t xml:space="preserve"> ] </w:t>
+            <w:r>
+              <w:t xml:space="preserve">   [ ] </w:t>
             </w:r>
             <w:proofErr w:type="spellStart"/>
             <w:r>
@@ -3826,15 +3743,19 @@
           </w:tcPr>
           <w:p>
             <w:r>
-              <w:t xml:space="preserve">[Requisito / </w:t>
-            </w:r>
-            <w:proofErr w:type="spellStart"/>
-            <w:r>
-              <w:t>User</w:t>
-            </w:r>
-            <w:proofErr w:type="spellEnd"/>
-            <w:r>
-              <w:t xml:space="preserve"> Story / Critério de Aceite]</w:t>
+              <w:t>Página</w:t>
+            </w:r>
+            <w:r>
+              <w:t>s</w:t>
+            </w:r>
+            <w:r>
+              <w:t xml:space="preserve"> d</w:t>
+            </w:r>
+            <w:r>
+              <w:t>os</w:t>
+            </w:r>
+            <w:r>
+              <w:t xml:space="preserve"> Calendários Institucionais</w:t>
             </w:r>
           </w:p>
         </w:tc>
@@ -4490,10 +4411,7 @@
           </w:tcPr>
           <w:p>
             <w:r>
-              <w:t xml:space="preserve">Selecionar Calendário </w:t>
-            </w:r>
-            <w:r>
-              <w:t>EAD</w:t>
+              <w:t>Selecionar Calendário EAD</w:t>
             </w:r>
           </w:p>
         </w:tc>
@@ -4542,10 +4460,7 @@
           </w:tcPr>
           <w:p>
             <w:r>
-              <w:t xml:space="preserve">Acessar o Calendário </w:t>
-            </w:r>
-            <w:r>
-              <w:t>EAD</w:t>
+              <w:t>Acessar o Calendário EAD</w:t>
             </w:r>
           </w:p>
         </w:tc>
@@ -4712,10 +4627,7 @@
           </w:tcPr>
           <w:p>
             <w:r>
-              <w:t xml:space="preserve">Selecionar Calendário </w:t>
-            </w:r>
-            <w:r>
-              <w:t>de Eventos</w:t>
+              <w:t>Selecionar Calendário de Eventos</w:t>
             </w:r>
           </w:p>
         </w:tc>
@@ -4764,10 +4676,7 @@
           </w:tcPr>
           <w:p>
             <w:r>
-              <w:t xml:space="preserve">Acessar o Calendário </w:t>
-            </w:r>
-            <w:r>
-              <w:t>de Eventos</w:t>
+              <w:t>Acessar o Calendário de Eventos</w:t>
             </w:r>
           </w:p>
         </w:tc>
@@ -5014,29 +4923,8 @@
           </w:tcPr>
           <w:p>
             <w:r>
-              <w:t>[X</w:t>
-            </w:r>
-            <w:proofErr w:type="gramStart"/>
-            <w:r>
-              <w:t>] Passou   [</w:t>
-            </w:r>
-            <w:proofErr w:type="gramEnd"/>
-            <w:r>
-              <w:t xml:space="preserve"> </w:t>
-            </w:r>
-            <w:proofErr w:type="gramStart"/>
-            <w:r>
-              <w:t>] Falhou   [</w:t>
-            </w:r>
-            <w:proofErr w:type="gramEnd"/>
-            <w:r>
-              <w:t xml:space="preserve"> </w:t>
-            </w:r>
-            <w:proofErr w:type="gramStart"/>
-            <w:r>
-              <w:t>] Bloqueado</w:t>
-            </w:r>
-            <w:proofErr w:type="gramEnd"/>
+              <w:t>[X] Passou   [ ] Falhou   [ ] Bloqueado</w:t>
+            </w:r>
           </w:p>
         </w:tc>
         <w:tc>
@@ -5659,21 +5547,12 @@
               <w:t>Selenium</w:t>
             </w:r>
             <w:proofErr w:type="spellEnd"/>
-            <w:proofErr w:type="gramStart"/>
-            <w:r>
-              <w:rPr>
-                <w:b/>
-                <w:bCs/>
-              </w:rPr>
-              <w:t xml:space="preserve">   [</w:t>
-            </w:r>
-            <w:proofErr w:type="gramEnd"/>
-            <w:r>
-              <w:rPr>
-                <w:b/>
-                <w:bCs/>
-              </w:rPr>
-              <w:t xml:space="preserve"> ] </w:t>
+            <w:r>
+              <w:rPr>
+                <w:b/>
+                <w:bCs/>
+              </w:rPr>
+              <w:t xml:space="preserve">   [ ] </w:t>
             </w:r>
             <w:proofErr w:type="spellStart"/>
             <w:r>
@@ -5684,21 +5563,12 @@
               <w:t>JMeter</w:t>
             </w:r>
             <w:proofErr w:type="spellEnd"/>
-            <w:proofErr w:type="gramStart"/>
-            <w:r>
-              <w:rPr>
-                <w:b/>
-                <w:bCs/>
-              </w:rPr>
-              <w:t xml:space="preserve">   [</w:t>
-            </w:r>
-            <w:proofErr w:type="gramEnd"/>
-            <w:r>
-              <w:rPr>
-                <w:b/>
-                <w:bCs/>
-              </w:rPr>
-              <w:t xml:space="preserve"> ] </w:t>
+            <w:r>
+              <w:rPr>
+                <w:b/>
+                <w:bCs/>
+              </w:rPr>
+              <w:t xml:space="preserve">   [ ] </w:t>
             </w:r>
             <w:proofErr w:type="spellStart"/>
             <w:r>
@@ -5746,13 +5616,8 @@
               <w:t>Pass</w:t>
             </w:r>
             <w:proofErr w:type="spellEnd"/>
-            <w:proofErr w:type="gramStart"/>
-            <w:r>
-              <w:t xml:space="preserve">   [</w:t>
-            </w:r>
-            <w:proofErr w:type="gramEnd"/>
-            <w:r>
-              <w:t xml:space="preserve"> ] </w:t>
+            <w:r>
+              <w:t xml:space="preserve">   [ ] </w:t>
             </w:r>
             <w:proofErr w:type="spellStart"/>
             <w:r>
@@ -6052,15 +5917,7 @@
           </w:tcPr>
           <w:p>
             <w:r>
-              <w:t xml:space="preserve">[Requisito / </w:t>
-            </w:r>
-            <w:proofErr w:type="spellStart"/>
-            <w:r>
-              <w:t>User</w:t>
-            </w:r>
-            <w:proofErr w:type="spellEnd"/>
-            <w:r>
-              <w:t xml:space="preserve"> Story / Critério de Aceite]</w:t>
+              <w:t>Página Fale Conosco</w:t>
             </w:r>
           </w:p>
         </w:tc>
@@ -6694,29 +6551,8 @@
           </w:tcPr>
           <w:p>
             <w:r>
-              <w:t>[X</w:t>
-            </w:r>
-            <w:proofErr w:type="gramStart"/>
-            <w:r>
-              <w:t>] Passou   [</w:t>
-            </w:r>
-            <w:proofErr w:type="gramEnd"/>
-            <w:r>
-              <w:t xml:space="preserve"> </w:t>
-            </w:r>
-            <w:proofErr w:type="gramStart"/>
-            <w:r>
-              <w:t>] Falhou   [</w:t>
-            </w:r>
-            <w:proofErr w:type="gramEnd"/>
-            <w:r>
-              <w:t xml:space="preserve"> </w:t>
-            </w:r>
-            <w:proofErr w:type="gramStart"/>
-            <w:r>
-              <w:t>] Bloqueado</w:t>
-            </w:r>
-            <w:proofErr w:type="gramEnd"/>
+              <w:t>[X] Passou   [ ] Falhou   [ ] Bloqueado</w:t>
+            </w:r>
           </w:p>
         </w:tc>
         <w:tc>
@@ -7311,21 +7147,12 @@
               <w:t>Selenium</w:t>
             </w:r>
             <w:proofErr w:type="spellEnd"/>
-            <w:proofErr w:type="gramStart"/>
-            <w:r>
-              <w:rPr>
-                <w:b/>
-                <w:bCs/>
-              </w:rPr>
-              <w:t xml:space="preserve">   [</w:t>
-            </w:r>
-            <w:proofErr w:type="gramEnd"/>
-            <w:r>
-              <w:rPr>
-                <w:b/>
-                <w:bCs/>
-              </w:rPr>
-              <w:t xml:space="preserve"> ] </w:t>
+            <w:r>
+              <w:rPr>
+                <w:b/>
+                <w:bCs/>
+              </w:rPr>
+              <w:t xml:space="preserve">   [ ] </w:t>
             </w:r>
             <w:proofErr w:type="spellStart"/>
             <w:r>
@@ -7336,21 +7163,12 @@
               <w:t>JMeter</w:t>
             </w:r>
             <w:proofErr w:type="spellEnd"/>
-            <w:proofErr w:type="gramStart"/>
-            <w:r>
-              <w:rPr>
-                <w:b/>
-                <w:bCs/>
-              </w:rPr>
-              <w:t xml:space="preserve">   [</w:t>
-            </w:r>
-            <w:proofErr w:type="gramEnd"/>
-            <w:r>
-              <w:rPr>
-                <w:b/>
-                <w:bCs/>
-              </w:rPr>
-              <w:t xml:space="preserve"> ] </w:t>
+            <w:r>
+              <w:rPr>
+                <w:b/>
+                <w:bCs/>
+              </w:rPr>
+              <w:t xml:space="preserve">   [ ] </w:t>
             </w:r>
             <w:proofErr w:type="spellStart"/>
             <w:r>
@@ -7398,13 +7216,8 @@
               <w:t>Pass</w:t>
             </w:r>
             <w:proofErr w:type="spellEnd"/>
-            <w:proofErr w:type="gramStart"/>
-            <w:r>
-              <w:t xml:space="preserve">   [</w:t>
-            </w:r>
-            <w:proofErr w:type="gramEnd"/>
-            <w:r>
-              <w:t xml:space="preserve"> ] </w:t>
+            <w:r>
+              <w:t xml:space="preserve">   [ ] </w:t>
             </w:r>
             <w:proofErr w:type="spellStart"/>
             <w:r>
@@ -7710,15 +7523,13 @@
           </w:tcPr>
           <w:p>
             <w:r>
-              <w:t xml:space="preserve">[Requisito / </w:t>
-            </w:r>
-            <w:proofErr w:type="spellStart"/>
-            <w:r>
-              <w:t>User</w:t>
-            </w:r>
-            <w:proofErr w:type="spellEnd"/>
-            <w:r>
-              <w:t xml:space="preserve"> Story / Critério de Aceite]</w:t>
+              <w:t xml:space="preserve">Página </w:t>
+            </w:r>
+            <w:r>
+              <w:t xml:space="preserve">do </w:t>
+            </w:r>
+            <w:r>
+              <w:t>Núcleo de Extensão</w:t>
             </w:r>
           </w:p>
         </w:tc>
@@ -8584,29 +8395,8 @@
           </w:tcPr>
           <w:p>
             <w:r>
-              <w:t>[X</w:t>
-            </w:r>
-            <w:proofErr w:type="gramStart"/>
-            <w:r>
-              <w:t>] Passou   [</w:t>
-            </w:r>
-            <w:proofErr w:type="gramEnd"/>
-            <w:r>
-              <w:t xml:space="preserve"> </w:t>
-            </w:r>
-            <w:proofErr w:type="gramStart"/>
-            <w:r>
-              <w:t>] Falhou   [</w:t>
-            </w:r>
-            <w:proofErr w:type="gramEnd"/>
-            <w:r>
-              <w:t xml:space="preserve"> </w:t>
-            </w:r>
-            <w:proofErr w:type="gramStart"/>
-            <w:r>
-              <w:t>] Bloqueado</w:t>
-            </w:r>
-            <w:proofErr w:type="gramEnd"/>
+              <w:t>[X] Passou   [ ] Falhou   [ ] Bloqueado</w:t>
+            </w:r>
           </w:p>
         </w:tc>
         <w:tc>
@@ -9248,13 +9038,8 @@
               <w:t>Pass</w:t>
             </w:r>
             <w:proofErr w:type="spellEnd"/>
-            <w:proofErr w:type="gramStart"/>
-            <w:r>
-              <w:t xml:space="preserve">   [</w:t>
-            </w:r>
-            <w:proofErr w:type="gramEnd"/>
-            <w:r>
-              <w:t xml:space="preserve"> ] </w:t>
+            <w:r>
+              <w:t xml:space="preserve">   [ ] </w:t>
             </w:r>
             <w:proofErr w:type="spellStart"/>
             <w:r>
@@ -9557,15 +9342,13 @@
           </w:tcPr>
           <w:p>
             <w:r>
-              <w:t xml:space="preserve">[Requisito / </w:t>
-            </w:r>
-            <w:proofErr w:type="spellStart"/>
-            <w:r>
-              <w:t>User</w:t>
-            </w:r>
-            <w:proofErr w:type="spellEnd"/>
-            <w:r>
-              <w:t xml:space="preserve"> Story / Critério de Aceite]</w:t>
+              <w:t xml:space="preserve">Página </w:t>
+            </w:r>
+            <w:r>
+              <w:t xml:space="preserve">de </w:t>
+            </w:r>
+            <w:r>
+              <w:t>Mídias</w:t>
             </w:r>
           </w:p>
         </w:tc>
@@ -10513,27 +10296,9 @@
             <w:r>
               <w:t>X</w:t>
             </w:r>
-            <w:proofErr w:type="gramStart"/>
-            <w:r>
-              <w:t>] Passou   [</w:t>
-            </w:r>
-            <w:proofErr w:type="gramEnd"/>
-            <w:r>
-              <w:t xml:space="preserve"> </w:t>
-            </w:r>
-            <w:proofErr w:type="gramStart"/>
-            <w:r>
-              <w:t>] Falhou   [</w:t>
-            </w:r>
-            <w:proofErr w:type="gramEnd"/>
-            <w:r>
-              <w:t xml:space="preserve"> </w:t>
-            </w:r>
-            <w:proofErr w:type="gramStart"/>
-            <w:r>
-              <w:t>] Bloqueado</w:t>
-            </w:r>
-            <w:proofErr w:type="gramEnd"/>
+            <w:r>
+              <w:t>] Passou   [ ] Falhou   [ ] Bloqueado</w:t>
+            </w:r>
           </w:p>
         </w:tc>
         <w:tc>
@@ -11174,13 +10939,8 @@
               <w:t>Pass</w:t>
             </w:r>
             <w:proofErr w:type="spellEnd"/>
-            <w:proofErr w:type="gramStart"/>
-            <w:r>
-              <w:t xml:space="preserve">   [</w:t>
-            </w:r>
-            <w:proofErr w:type="gramEnd"/>
-            <w:r>
-              <w:t xml:space="preserve"> ] </w:t>
+            <w:r>
+              <w:t xml:space="preserve">   [ ] </w:t>
             </w:r>
             <w:proofErr w:type="spellStart"/>
             <w:r>
@@ -11490,15 +11250,10 @@
           </w:tcPr>
           <w:p>
             <w:r>
-              <w:t xml:space="preserve">[Requisito / </w:t>
-            </w:r>
-            <w:proofErr w:type="spellStart"/>
-            <w:r>
-              <w:t>User</w:t>
-            </w:r>
-            <w:proofErr w:type="spellEnd"/>
-            <w:r>
-              <w:t xml:space="preserve"> Story / Critério de Aceite]</w:t>
+              <w:t>Página Institu</w:t>
+            </w:r>
+            <w:r>
+              <w:t>cional</w:t>
             </w:r>
           </w:p>
         </w:tc>
@@ -12250,29 +12005,8 @@
           </w:tcPr>
           <w:p>
             <w:r>
-              <w:t>[X</w:t>
-            </w:r>
-            <w:proofErr w:type="gramStart"/>
-            <w:r>
-              <w:t>] Passou   [</w:t>
-            </w:r>
-            <w:proofErr w:type="gramEnd"/>
-            <w:r>
-              <w:t xml:space="preserve"> </w:t>
-            </w:r>
-            <w:proofErr w:type="gramStart"/>
-            <w:r>
-              <w:t>] Falhou   [</w:t>
-            </w:r>
-            <w:proofErr w:type="gramEnd"/>
-            <w:r>
-              <w:t xml:space="preserve"> </w:t>
-            </w:r>
-            <w:proofErr w:type="gramStart"/>
-            <w:r>
-              <w:t>] Bloqueado</w:t>
-            </w:r>
-            <w:proofErr w:type="gramEnd"/>
+              <w:t>[X] Passou   [ ] Falhou   [ ] Bloqueado</w:t>
+            </w:r>
           </w:p>
         </w:tc>
         <w:tc>
@@ -12933,13 +12667,8 @@
               <w:t>Pass</w:t>
             </w:r>
             <w:proofErr w:type="spellEnd"/>
-            <w:proofErr w:type="gramStart"/>
-            <w:r>
-              <w:t xml:space="preserve">   [</w:t>
-            </w:r>
-            <w:proofErr w:type="gramEnd"/>
-            <w:r>
-              <w:t xml:space="preserve"> ] </w:t>
+            <w:r>
+              <w:t xml:space="preserve">   [ ] </w:t>
             </w:r>
             <w:proofErr w:type="spellStart"/>
             <w:r>
@@ -13253,15 +12982,13 @@
           </w:tcPr>
           <w:p>
             <w:r>
-              <w:t xml:space="preserve">[Requisito / </w:t>
-            </w:r>
-            <w:proofErr w:type="spellStart"/>
-            <w:r>
-              <w:t>User</w:t>
-            </w:r>
-            <w:proofErr w:type="spellEnd"/>
-            <w:r>
-              <w:t xml:space="preserve"> Story / Critério de Aceite]</w:t>
+              <w:t xml:space="preserve">Página </w:t>
+            </w:r>
+            <w:r>
+              <w:t xml:space="preserve">de </w:t>
+            </w:r>
+            <w:r>
+              <w:t>Unidades da Faculdade</w:t>
             </w:r>
           </w:p>
         </w:tc>
@@ -14220,27 +13947,9 @@
             <w:r>
               <w:t>X</w:t>
             </w:r>
-            <w:proofErr w:type="gramStart"/>
-            <w:r>
-              <w:t>] Passou   [</w:t>
-            </w:r>
-            <w:proofErr w:type="gramEnd"/>
-            <w:r>
-              <w:t xml:space="preserve"> </w:t>
-            </w:r>
-            <w:proofErr w:type="gramStart"/>
-            <w:r>
-              <w:t>] Falhou   [</w:t>
-            </w:r>
-            <w:proofErr w:type="gramEnd"/>
-            <w:r>
-              <w:t xml:space="preserve"> </w:t>
-            </w:r>
-            <w:proofErr w:type="gramStart"/>
-            <w:r>
-              <w:t>] Bloqueado</w:t>
-            </w:r>
-            <w:proofErr w:type="gramEnd"/>
+            <w:r>
+              <w:t>] Passou   [ ] Falhou   [ ] Bloqueado</w:t>
+            </w:r>
           </w:p>
         </w:tc>
         <w:tc>
@@ -14879,21 +14588,12 @@
               <w:t>Selenium</w:t>
             </w:r>
             <w:proofErr w:type="spellEnd"/>
-            <w:proofErr w:type="gramStart"/>
-            <w:r>
-              <w:rPr>
-                <w:b/>
-                <w:bCs/>
-              </w:rPr>
-              <w:t xml:space="preserve">   [</w:t>
-            </w:r>
-            <w:proofErr w:type="gramEnd"/>
-            <w:r>
-              <w:rPr>
-                <w:b/>
-                <w:bCs/>
-              </w:rPr>
-              <w:t xml:space="preserve"> ] </w:t>
+            <w:r>
+              <w:rPr>
+                <w:b/>
+                <w:bCs/>
+              </w:rPr>
+              <w:t xml:space="preserve">   [ ] </w:t>
             </w:r>
             <w:proofErr w:type="spellStart"/>
             <w:r>
@@ -14904,21 +14604,12 @@
               <w:t>JMeter</w:t>
             </w:r>
             <w:proofErr w:type="spellEnd"/>
-            <w:proofErr w:type="gramStart"/>
-            <w:r>
-              <w:rPr>
-                <w:b/>
-                <w:bCs/>
-              </w:rPr>
-              <w:t xml:space="preserve">   [</w:t>
-            </w:r>
-            <w:proofErr w:type="gramEnd"/>
-            <w:r>
-              <w:rPr>
-                <w:b/>
-                <w:bCs/>
-              </w:rPr>
-              <w:t xml:space="preserve"> ] </w:t>
+            <w:r>
+              <w:rPr>
+                <w:b/>
+                <w:bCs/>
+              </w:rPr>
+              <w:t xml:space="preserve">   [ ] </w:t>
             </w:r>
             <w:proofErr w:type="spellStart"/>
             <w:r>
@@ -14959,20 +14650,15 @@
               <w:t>X</w:t>
             </w:r>
             <w:r>
-              <w:t>] P</w:t>
+              <w:t xml:space="preserve">] </w:t>
             </w:r>
             <w:proofErr w:type="spellStart"/>
             <w:r>
-              <w:t>ass</w:t>
+              <w:t>Pass</w:t>
             </w:r>
             <w:proofErr w:type="spellEnd"/>
-            <w:proofErr w:type="gramStart"/>
-            <w:r>
-              <w:t xml:space="preserve">   [</w:t>
-            </w:r>
-            <w:proofErr w:type="gramEnd"/>
-            <w:r>
-              <w:t xml:space="preserve"> ] </w:t>
+            <w:r>
+              <w:t xml:space="preserve">   [ ] </w:t>
             </w:r>
             <w:proofErr w:type="spellStart"/>
             <w:r>
@@ -15272,15 +14958,13 @@
           </w:tcPr>
           <w:p>
             <w:r>
-              <w:t xml:space="preserve">[Requisito / </w:t>
-            </w:r>
-            <w:proofErr w:type="spellStart"/>
-            <w:r>
-              <w:t>User</w:t>
-            </w:r>
-            <w:proofErr w:type="spellEnd"/>
-            <w:r>
-              <w:t xml:space="preserve"> Story / Critério de Aceite]</w:t>
+              <w:t>Página</w:t>
+            </w:r>
+            <w:r>
+              <w:t xml:space="preserve"> de</w:t>
+            </w:r>
+            <w:r>
+              <w:t xml:space="preserve"> Notícias</w:t>
             </w:r>
           </w:p>
         </w:tc>
@@ -15910,27 +15594,9 @@
             <w:r>
               <w:t>X</w:t>
             </w:r>
-            <w:proofErr w:type="gramStart"/>
-            <w:r>
-              <w:t>] Passou   [</w:t>
-            </w:r>
-            <w:proofErr w:type="gramEnd"/>
-            <w:r>
-              <w:t xml:space="preserve"> </w:t>
-            </w:r>
-            <w:proofErr w:type="gramStart"/>
-            <w:r>
-              <w:t>] Falhou   [</w:t>
-            </w:r>
-            <w:proofErr w:type="gramEnd"/>
-            <w:r>
-              <w:t xml:space="preserve"> </w:t>
-            </w:r>
-            <w:proofErr w:type="gramStart"/>
-            <w:r>
-              <w:t>] Bloqueado</w:t>
-            </w:r>
-            <w:proofErr w:type="gramEnd"/>
+            <w:r>
+              <w:t>] Passou   [ ] Falhou   [ ] Bloqueado</w:t>
+            </w:r>
           </w:p>
         </w:tc>
         <w:tc>
@@ -16580,13 +16246,8 @@
               <w:t>Pass</w:t>
             </w:r>
             <w:proofErr w:type="spellEnd"/>
-            <w:proofErr w:type="gramStart"/>
-            <w:r>
-              <w:t xml:space="preserve">   [</w:t>
-            </w:r>
-            <w:proofErr w:type="gramEnd"/>
-            <w:r>
-              <w:t xml:space="preserve"> ] </w:t>
+            <w:r>
+              <w:t xml:space="preserve">   [ ] </w:t>
             </w:r>
             <w:proofErr w:type="spellStart"/>
             <w:r>
@@ -16890,15 +16551,7 @@
           </w:tcPr>
           <w:p>
             <w:r>
-              <w:t xml:space="preserve">[Requisito / </w:t>
-            </w:r>
-            <w:proofErr w:type="spellStart"/>
-            <w:r>
-              <w:t>User</w:t>
-            </w:r>
-            <w:proofErr w:type="spellEnd"/>
-            <w:r>
-              <w:t xml:space="preserve"> Story / Critério de Aceite]</w:t>
+              <w:t>Páginas dos Cursos de Tecnologia</w:t>
             </w:r>
           </w:p>
         </w:tc>
@@ -17231,13 +16884,7 @@
           </w:tcPr>
           <w:p>
             <w:r>
-              <w:t>Clicar em Cursos (</w:t>
-            </w:r>
-            <w:r>
-              <w:t>para acessar cada curso de tecnologia</w:t>
-            </w:r>
-            <w:r>
-              <w:t>)</w:t>
+              <w:t>Clicar em Cursos (para acessar cada curso de tecnologia)</w:t>
             </w:r>
           </w:p>
         </w:tc>
@@ -17449,10 +17096,7 @@
           </w:tcPr>
           <w:p>
             <w:r>
-              <w:t>Selecionar o curso de TADS</w:t>
-            </w:r>
-            <w:r>
-              <w:t xml:space="preserve"> (Flex)</w:t>
+              <w:t>Selecionar o curso de TADS (Flex)</w:t>
             </w:r>
           </w:p>
         </w:tc>
@@ -17560,10 +17204,7 @@
           </w:tcPr>
           <w:p>
             <w:r>
-              <w:t xml:space="preserve">Selecionar o curso de </w:t>
-            </w:r>
-            <w:r>
-              <w:t>SI</w:t>
+              <w:t>Selecionar o curso de SI</w:t>
             </w:r>
           </w:p>
         </w:tc>
@@ -17671,10 +17312,7 @@
           </w:tcPr>
           <w:p>
             <w:r>
-              <w:t xml:space="preserve">Selecionar o curso de </w:t>
-            </w:r>
-            <w:r>
-              <w:t>SI (Flex)</w:t>
+              <w:t>Selecionar o curso de SI (Flex)</w:t>
             </w:r>
           </w:p>
         </w:tc>
@@ -17975,27 +17613,9 @@
             <w:r>
               <w:t>X</w:t>
             </w:r>
-            <w:proofErr w:type="gramStart"/>
-            <w:r>
-              <w:t>] Passou   [</w:t>
-            </w:r>
-            <w:proofErr w:type="gramEnd"/>
-            <w:r>
-              <w:t xml:space="preserve"> </w:t>
-            </w:r>
-            <w:proofErr w:type="gramStart"/>
-            <w:r>
-              <w:t>] Falhou   [</w:t>
-            </w:r>
-            <w:proofErr w:type="gramEnd"/>
-            <w:r>
-              <w:t xml:space="preserve"> </w:t>
-            </w:r>
-            <w:proofErr w:type="gramStart"/>
-            <w:r>
-              <w:t>] Bloqueado</w:t>
-            </w:r>
-            <w:proofErr w:type="gramEnd"/>
+            <w:r>
+              <w:t>] Passou   [ ] Falhou   [ ] Bloqueado</w:t>
+            </w:r>
           </w:p>
         </w:tc>
         <w:tc>
@@ -18486,8 +18106,19 @@
       <w:r>
         <w:t>CT-010 —</w:t>
       </w:r>
+      <w:proofErr w:type="spellStart"/>
       <w:r>
-        <w:t>MBA - Gestão</w:t>
+        <w:t>MBA</w:t>
+      </w:r>
+      <w:r>
+        <w:t>’s</w:t>
+      </w:r>
+      <w:proofErr w:type="spellEnd"/>
+      <w:r>
+        <w:t xml:space="preserve"> de</w:t>
+      </w:r>
+      <w:r>
+        <w:t xml:space="preserve"> Gestão</w:t>
       </w:r>
     </w:p>
     <w:p>
@@ -18555,7 +18186,59 @@
                 <w:sz w:val="22"/>
                 <w:szCs w:val="22"/>
               </w:rPr>
-              <w:t>CT-010  —  MBA - Gestão</w:t>
+              <w:t xml:space="preserve">CT-010  —  </w:t>
+            </w:r>
+            <w:proofErr w:type="spellStart"/>
+            <w:r>
+              <w:rPr>
+                <w:b/>
+                <w:bCs/>
+                <w:color w:val="FFFFFF"/>
+                <w:sz w:val="22"/>
+                <w:szCs w:val="22"/>
+              </w:rPr>
+              <w:t>MBA</w:t>
+            </w:r>
+            <w:r>
+              <w:rPr>
+                <w:b/>
+                <w:bCs/>
+                <w:color w:val="FFFFFF"/>
+                <w:sz w:val="22"/>
+                <w:szCs w:val="22"/>
+              </w:rPr>
+              <w:t>’s</w:t>
+            </w:r>
+            <w:proofErr w:type="spellEnd"/>
+            <w:r>
+              <w:rPr>
+                <w:b/>
+                <w:bCs/>
+                <w:color w:val="FFFFFF"/>
+                <w:sz w:val="22"/>
+                <w:szCs w:val="22"/>
+              </w:rPr>
+              <w:t xml:space="preserve"> </w:t>
+            </w:r>
+            <w:r>
+              <w:rPr>
+                <w:b/>
+                <w:bCs/>
+                <w:color w:val="FFFFFF"/>
+                <w:sz w:val="22"/>
+                <w:szCs w:val="22"/>
+              </w:rPr>
+              <w:t>de</w:t>
+            </w:r>
+            <w:r>
+              <w:rPr>
+                <w:b/>
+                <w:bCs/>
+                <w:color w:val="FFFFFF"/>
+                <w:sz w:val="22"/>
+                <w:szCs w:val="22"/>
+              </w:rPr>
+              <w:t xml:space="preserve"> Gestão</w:t>
             </w:r>
           </w:p>
         </w:tc>
@@ -18699,13 +18382,8 @@
               <w:t>Pass</w:t>
             </w:r>
             <w:proofErr w:type="spellEnd"/>
-            <w:proofErr w:type="gramStart"/>
-            <w:r>
-              <w:t xml:space="preserve">   [</w:t>
-            </w:r>
-            <w:proofErr w:type="gramEnd"/>
-            <w:r>
-              <w:t xml:space="preserve"> ] </w:t>
+            <w:r>
+              <w:t xml:space="preserve">   [ ] </w:t>
             </w:r>
             <w:proofErr w:type="spellStart"/>
             <w:r>
@@ -18789,8 +18467,16 @@
             </w:tcMar>
           </w:tcPr>
           <w:p>
-            <w:r>
-              <w:t>MBA de Gestão</w:t>
+            <w:proofErr w:type="spellStart"/>
+            <w:r>
+              <w:t>MBA</w:t>
+            </w:r>
+            <w:r>
+              <w:t>’s</w:t>
+            </w:r>
+            <w:proofErr w:type="spellEnd"/>
+            <w:r>
+              <w:t xml:space="preserve"> de Gestão</w:t>
             </w:r>
           </w:p>
         </w:tc>
@@ -19014,15 +18700,15 @@
           </w:tcPr>
           <w:p>
             <w:r>
-              <w:t xml:space="preserve">[Requisito / </w:t>
+              <w:t xml:space="preserve">Páginas dos </w:t>
             </w:r>
             <w:proofErr w:type="spellStart"/>
             <w:r>
-              <w:t>User</w:t>
+              <w:t>MBA's</w:t>
             </w:r>
             <w:proofErr w:type="spellEnd"/>
             <w:r>
-              <w:t xml:space="preserve"> Story / Critério de Aceite]</w:t>
+              <w:t xml:space="preserve"> de Gestão</w:t>
             </w:r>
           </w:p>
         </w:tc>
@@ -20205,27 +19891,9 @@
             <w:r>
               <w:t>X</w:t>
             </w:r>
-            <w:proofErr w:type="gramStart"/>
-            <w:r>
-              <w:t>] Passou   [</w:t>
-            </w:r>
-            <w:proofErr w:type="gramEnd"/>
-            <w:r>
-              <w:t xml:space="preserve"> </w:t>
-            </w:r>
-            <w:proofErr w:type="gramStart"/>
-            <w:r>
-              <w:t>] Falhou   [</w:t>
-            </w:r>
-            <w:proofErr w:type="gramEnd"/>
-            <w:r>
-              <w:t xml:space="preserve"> </w:t>
-            </w:r>
-            <w:proofErr w:type="gramStart"/>
-            <w:r>
-              <w:t>] Bloqueado</w:t>
-            </w:r>
-            <w:proofErr w:type="gramEnd"/>
+            <w:r>
+              <w:t>] Passou   [ ] Falhou   [ ] Bloqueado</w:t>
+            </w:r>
           </w:p>
         </w:tc>
         <w:tc>
@@ -21623,33 +21291,8 @@
           <w:b/>
           <w:bCs/>
         </w:rPr>
-        <w:t xml:space="preserve">Parecer: </w:t>
+        <w:t>Parecer: [ ] Aprovado   [</w:t>
       </w:r>
-      <w:proofErr w:type="gramStart"/>
-      <w:r>
-        <w:rPr>
-          <w:b/>
-          <w:bCs/>
-        </w:rPr>
-        <w:t>[ ]</w:t>
-      </w:r>
-      <w:proofErr w:type="gramEnd"/>
-      <w:r>
-        <w:rPr>
-          <w:b/>
-          <w:bCs/>
-        </w:rPr>
-        <w:t xml:space="preserve"> Aprovado</w:t>
-      </w:r>
-      <w:proofErr w:type="gramStart"/>
-      <w:r>
-        <w:rPr>
-          <w:b/>
-          <w:bCs/>
-        </w:rPr>
-        <w:t xml:space="preserve">   [</w:t>
-      </w:r>
-      <w:proofErr w:type="gramEnd"/>
       <w:r>
         <w:rPr>
           <w:b/>
@@ -21662,33 +21305,8 @@
           <w:b/>
           <w:bCs/>
         </w:rPr>
-        <w:t>] Aprovado com Ressalvas</w:t>
+        <w:t>] Aprovado com Ressalvas   [ ] Reprovado</w:t>
       </w:r>
-      <w:proofErr w:type="gramStart"/>
-      <w:r>
-        <w:rPr>
-          <w:b/>
-          <w:bCs/>
-        </w:rPr>
-        <w:t xml:space="preserve">   [</w:t>
-      </w:r>
-      <w:proofErr w:type="gramEnd"/>
-      <w:r>
-        <w:rPr>
-          <w:b/>
-          <w:bCs/>
-        </w:rPr>
-        <w:t xml:space="preserve"> </w:t>
-      </w:r>
-      <w:proofErr w:type="gramStart"/>
-      <w:r>
-        <w:rPr>
-          <w:b/>
-          <w:bCs/>
-        </w:rPr>
-        <w:t>] Reprovado</w:t>
-      </w:r>
-      <w:proofErr w:type="gramEnd"/>
     </w:p>
     <w:p>
       <w:pPr>
@@ -22862,7 +22480,6 @@
   <w:style w:type="character" w:default="1" w:styleId="Fontepargpadro">
     <w:name w:val="Default Paragraph Font"/>
     <w:uiPriority w:val="1"/>
-    <w:semiHidden/>
     <w:unhideWhenUsed/>
   </w:style>
   <w:style w:type="table" w:default="1" w:styleId="Tabelanormal">

--- a/Docs/roteiro_de_teste.docx
+++ b/Docs/roteiro_de_teste.docx
@@ -1,6 +1,6 @@
 
 <file path=word/document.xml><?xml version="1.0" encoding="utf-8"?>
-<w:document xmlns:wpc="http://schemas.microsoft.com/office/word/2010/wordprocessingCanvas" xmlns:cx="http://schemas.microsoft.com/office/drawing/2014/chartex" xmlns:cx1="http://schemas.microsoft.com/office/drawing/2015/9/8/chartex" xmlns:cx2="http://schemas.microsoft.com/office/drawing/2015/10/21/chartex" xmlns:cx3="http://schemas.microsoft.com/office/drawing/2016/5/9/chartex" xmlns:cx4="http://schemas.microsoft.com/office/drawing/2016/5/10/chartex" xmlns:cx5="http://schemas.microsoft.com/office/drawing/2016/5/11/chartex" xmlns:cx6="http://schemas.microsoft.com/office/drawing/2016/5/12/chartex" xmlns:cx7="http://schemas.microsoft.com/office/drawing/2016/5/13/chartex" xmlns:cx8="http://schemas.microsoft.com/office/drawing/2016/5/14/chartex" xmlns:mc="http://schemas.openxmlformats.org/markup-compatibility/2006" xmlns:aink="http://schemas.microsoft.com/office/drawing/2016/ink" xmlns:am3d="http://schemas.microsoft.com/office/drawing/2017/model3d" xmlns:o="urn:schemas-microsoft-com:office:office" xmlns:oel="http://schemas.microsoft.com/office/2019/extlst" xmlns:r="http://schemas.openxmlformats.org/officeDocument/2006/relationships" xmlns:m="http://schemas.openxmlformats.org/officeDocument/2006/math" xmlns:v="urn:schemas-microsoft-com:vml" xmlns:wp14="http://schemas.microsoft.com/office/word/2010/wordprocessingDrawing" xmlns:wp="http://schemas.openxmlformats.org/drawingml/2006/wordprocessingDrawing" xmlns:w10="urn:schemas-microsoft-com:office:word" xmlns:w="http://schemas.openxmlformats.org/wordprocessingml/2006/main" xmlns:w14="http://schemas.microsoft.com/office/word/2010/wordml" xmlns:w15="http://schemas.microsoft.com/office/word/2012/wordml" xmlns:w16cex="http://schemas.microsoft.com/office/word/2018/wordml/cex" xmlns:w16cid="http://schemas.microsoft.com/office/word/2016/wordml/cid" xmlns:w16="http://schemas.microsoft.com/office/word/2018/wordml" xmlns:w16du="http://schemas.microsoft.com/office/word/2023/wordml/word16du" xmlns:w16sdtdh="http://schemas.microsoft.com/office/word/2020/wordml/sdtdatahash" xmlns:w16sdtfl="http://schemas.microsoft.com/office/word/2024/wordml/sdtformatlock" xmlns:w16se="http://schemas.microsoft.com/office/word/2015/wordml/symex" xmlns:wpg="http://schemas.microsoft.com/office/word/2010/wordprocessingGroup" xmlns:wpi="http://schemas.microsoft.com/office/word/2010/wordprocessingInk" xmlns:wne="http://schemas.microsoft.com/office/word/2006/wordml" xmlns:wps="http://schemas.microsoft.com/office/word/2010/wordprocessingShape" mc:Ignorable="w14 w15 w16se w16cid w16 w16cex w16sdtdh w16sdtfl w16du wp14">
+<w:document xmlns:wpc="http://schemas.microsoft.com/office/word/2010/wordprocessingCanvas" xmlns:cx="http://schemas.microsoft.com/office/drawing/2014/chartex" xmlns:cx1="http://schemas.microsoft.com/office/drawing/2015/9/8/chartex" xmlns:mc="http://schemas.openxmlformats.org/markup-compatibility/2006" xmlns:o="urn:schemas-microsoft-com:office:office" xmlns:r="http://schemas.openxmlformats.org/officeDocument/2006/relationships" xmlns:m="http://schemas.openxmlformats.org/officeDocument/2006/math" xmlns:v="urn:schemas-microsoft-com:vml" xmlns:wp14="http://schemas.microsoft.com/office/word/2010/wordprocessingDrawing" xmlns:wp="http://schemas.openxmlformats.org/drawingml/2006/wordprocessingDrawing" xmlns:w10="urn:schemas-microsoft-com:office:word" xmlns:w="http://schemas.openxmlformats.org/wordprocessingml/2006/main" xmlns:w14="http://schemas.microsoft.com/office/word/2010/wordml" xmlns:w15="http://schemas.microsoft.com/office/word/2012/wordml" xmlns:w16se="http://schemas.microsoft.com/office/word/2015/wordml/symex" xmlns:wpg="http://schemas.microsoft.com/office/word/2010/wordprocessingGroup" xmlns:wpi="http://schemas.microsoft.com/office/word/2010/wordprocessingInk" xmlns:wne="http://schemas.microsoft.com/office/word/2006/wordml" xmlns:wps="http://schemas.microsoft.com/office/word/2010/wordprocessingShape" mc:Ignorable="w14 w15 w16se wp14">
   <w:body>
     <w:p>
       <w:pPr>
@@ -46,6 +46,7 @@
         <w:jc w:val="center"/>
       </w:pPr>
       <w:proofErr w:type="spellStart"/>
+      <w:proofErr w:type="gramStart"/>
       <w:r>
         <w:rPr>
           <w:i/>
@@ -65,7 +66,18 @@
           <w:sz w:val="24"/>
           <w:szCs w:val="24"/>
         </w:rPr>
-        <w:t xml:space="preserve">  ·  </w:t>
+        <w:t xml:space="preserve">  ·</w:t>
+      </w:r>
+      <w:proofErr w:type="gramEnd"/>
+      <w:r>
+        <w:rPr>
+          <w:i/>
+          <w:iCs/>
+          <w:color w:val="666666"/>
+          <w:sz w:val="24"/>
+          <w:szCs w:val="24"/>
+        </w:rPr>
+        <w:t xml:space="preserve">  </w:t>
       </w:r>
       <w:proofErr w:type="spellStart"/>
       <w:r>
@@ -123,7 +135,11 @@
         <w:jc w:val="center"/>
       </w:pPr>
       <w:r>
-        <w:t>TADS 4AM</w:t>
+        <w:t>TADS 4</w:t>
+      </w:r>
+      <w:proofErr w:type="gramStart"/>
+      <w:r>
+        <w:t>AM</w:t>
       </w:r>
       <w:r>
         <w:rPr>
@@ -131,7 +147,16 @@
           <w:sz w:val="22"/>
           <w:szCs w:val="22"/>
         </w:rPr>
-        <w:t xml:space="preserve">  ·  </w:t>
+        <w:t xml:space="preserve">  ·</w:t>
+      </w:r>
+      <w:proofErr w:type="gramEnd"/>
+      <w:r>
+        <w:rPr>
+          <w:color w:val="888888"/>
+          <w:sz w:val="22"/>
+          <w:szCs w:val="22"/>
+        </w:rPr>
+        <w:t xml:space="preserve">  </w:t>
       </w:r>
       <w:r>
         <w:t>09/06/2026</w:t>
@@ -280,7 +305,12 @@
           </w:tcPr>
           <w:p>
             <w:r>
-              <w:t>[Código / Título do Plano de Teste]</w:t>
+              <w:t>Acessar a F</w:t>
+            </w:r>
+            <w:bookmarkStart w:id="0" w:name="_GoBack"/>
+            <w:bookmarkEnd w:id="0"/>
+            <w:r>
+              <w:t>aculdade Projeção</w:t>
             </w:r>
           </w:p>
         </w:tc>
@@ -21291,7 +21321,23 @@
           <w:b/>
           <w:bCs/>
         </w:rPr>
-        <w:t>Parecer: [ ] Aprovado   [</w:t>
+        <w:t xml:space="preserve">Parecer: [ </w:t>
+      </w:r>
+      <w:proofErr w:type="gramStart"/>
+      <w:r>
+        <w:rPr>
+          <w:b/>
+          <w:bCs/>
+        </w:rPr>
+        <w:t>] Aprovado</w:t>
+      </w:r>
+      <w:proofErr w:type="gramEnd"/>
+      <w:r>
+        <w:rPr>
+          <w:b/>
+          <w:bCs/>
+        </w:rPr>
+        <w:t xml:space="preserve">   [</w:t>
       </w:r>
       <w:r>
         <w:rPr>
@@ -21698,7 +21744,7 @@
 </file>
 
 <file path=word/endnotes.xml><?xml version="1.0" encoding="utf-8"?>
-<w:endnotes xmlns:wpc="http://schemas.microsoft.com/office/word/2010/wordprocessingCanvas" xmlns:cx="http://schemas.microsoft.com/office/drawing/2014/chartex" xmlns:cx1="http://schemas.microsoft.com/office/drawing/2015/9/8/chartex" xmlns:cx2="http://schemas.microsoft.com/office/drawing/2015/10/21/chartex" xmlns:cx3="http://schemas.microsoft.com/office/drawing/2016/5/9/chartex" xmlns:cx4="http://schemas.microsoft.com/office/drawing/2016/5/10/chartex" xmlns:cx5="http://schemas.microsoft.com/office/drawing/2016/5/11/chartex" xmlns:cx6="http://schemas.microsoft.com/office/drawing/2016/5/12/chartex" xmlns:cx7="http://schemas.microsoft.com/office/drawing/2016/5/13/chartex" xmlns:cx8="http://schemas.microsoft.com/office/drawing/2016/5/14/chartex" xmlns:mc="http://schemas.openxmlformats.org/markup-compatibility/2006" xmlns:aink="http://schemas.microsoft.com/office/drawing/2016/ink" xmlns:am3d="http://schemas.microsoft.com/office/drawing/2017/model3d" xmlns:o="urn:schemas-microsoft-com:office:office" xmlns:oel="http://schemas.microsoft.com/office/2019/extlst" xmlns:r="http://schemas.openxmlformats.org/officeDocument/2006/relationships" xmlns:m="http://schemas.openxmlformats.org/officeDocument/2006/math" xmlns:v="urn:schemas-microsoft-com:vml" xmlns:wp14="http://schemas.microsoft.com/office/word/2010/wordprocessingDrawing" xmlns:wp="http://schemas.openxmlformats.org/drawingml/2006/wordprocessingDrawing" xmlns:w10="urn:schemas-microsoft-com:office:word" xmlns:w="http://schemas.openxmlformats.org/wordprocessingml/2006/main" xmlns:w14="http://schemas.microsoft.com/office/word/2010/wordml" xmlns:w15="http://schemas.microsoft.com/office/word/2012/wordml" xmlns:w16cex="http://schemas.microsoft.com/office/word/2018/wordml/cex" xmlns:w16cid="http://schemas.microsoft.com/office/word/2016/wordml/cid" xmlns:w16="http://schemas.microsoft.com/office/word/2018/wordml" xmlns:w16du="http://schemas.microsoft.com/office/word/2023/wordml/word16du" xmlns:w16sdtdh="http://schemas.microsoft.com/office/word/2020/wordml/sdtdatahash" xmlns:w16sdtfl="http://schemas.microsoft.com/office/word/2024/wordml/sdtformatlock" xmlns:w16se="http://schemas.microsoft.com/office/word/2015/wordml/symex" xmlns:wpg="http://schemas.microsoft.com/office/word/2010/wordprocessingGroup" xmlns:wpi="http://schemas.microsoft.com/office/word/2010/wordprocessingInk" xmlns:wne="http://schemas.microsoft.com/office/word/2006/wordml" xmlns:wps="http://schemas.microsoft.com/office/word/2010/wordprocessingShape" mc:Ignorable="w14 w15 w16se w16cid w16 w16cex w16sdtdh w16sdtfl w16du wp14">
+<w:endnotes xmlns:wpc="http://schemas.microsoft.com/office/word/2010/wordprocessingCanvas" xmlns:cx="http://schemas.microsoft.com/office/drawing/2014/chartex" xmlns:cx1="http://schemas.microsoft.com/office/drawing/2015/9/8/chartex" xmlns:mc="http://schemas.openxmlformats.org/markup-compatibility/2006" xmlns:o="urn:schemas-microsoft-com:office:office" xmlns:r="http://schemas.openxmlformats.org/officeDocument/2006/relationships" xmlns:m="http://schemas.openxmlformats.org/officeDocument/2006/math" xmlns:v="urn:schemas-microsoft-com:vml" xmlns:wp14="http://schemas.microsoft.com/office/word/2010/wordprocessingDrawing" xmlns:wp="http://schemas.openxmlformats.org/drawingml/2006/wordprocessingDrawing" xmlns:w10="urn:schemas-microsoft-com:office:word" xmlns:w="http://schemas.openxmlformats.org/wordprocessingml/2006/main" xmlns:w14="http://schemas.microsoft.com/office/word/2010/wordml" xmlns:w15="http://schemas.microsoft.com/office/word/2012/wordml" xmlns:w16se="http://schemas.microsoft.com/office/word/2015/wordml/symex" xmlns:wpg="http://schemas.microsoft.com/office/word/2010/wordprocessingGroup" xmlns:wpi="http://schemas.microsoft.com/office/word/2010/wordprocessingInk" xmlns:wne="http://schemas.microsoft.com/office/word/2006/wordml" xmlns:wps="http://schemas.microsoft.com/office/word/2010/wordprocessingShape" mc:Ignorable="w14 w15 w16se wp14">
   <w:endnote w:type="separator" w:id="-1">
     <w:p>
       <w:r>
@@ -21717,7 +21763,7 @@
 </file>
 
 <file path=word/footer1.xml><?xml version="1.0" encoding="utf-8"?>
-<w:ftr xmlns:wpc="http://schemas.microsoft.com/office/word/2010/wordprocessingCanvas" xmlns:cx="http://schemas.microsoft.com/office/drawing/2014/chartex" xmlns:cx1="http://schemas.microsoft.com/office/drawing/2015/9/8/chartex" xmlns:cx2="http://schemas.microsoft.com/office/drawing/2015/10/21/chartex" xmlns:cx3="http://schemas.microsoft.com/office/drawing/2016/5/9/chartex" xmlns:cx4="http://schemas.microsoft.com/office/drawing/2016/5/10/chartex" xmlns:cx5="http://schemas.microsoft.com/office/drawing/2016/5/11/chartex" xmlns:cx6="http://schemas.microsoft.com/office/drawing/2016/5/12/chartex" xmlns:cx7="http://schemas.microsoft.com/office/drawing/2016/5/13/chartex" xmlns:cx8="http://schemas.microsoft.com/office/drawing/2016/5/14/chartex" xmlns:mc="http://schemas.openxmlformats.org/markup-compatibility/2006" xmlns:aink="http://schemas.microsoft.com/office/drawing/2016/ink" xmlns:am3d="http://schemas.microsoft.com/office/drawing/2017/model3d" xmlns:o="urn:schemas-microsoft-com:office:office" xmlns:oel="http://schemas.microsoft.com/office/2019/extlst" xmlns:r="http://schemas.openxmlformats.org/officeDocument/2006/relationships" xmlns:m="http://schemas.openxmlformats.org/officeDocument/2006/math" xmlns:v="urn:schemas-microsoft-com:vml" xmlns:wp14="http://schemas.microsoft.com/office/word/2010/wordprocessingDrawing" xmlns:wp="http://schemas.openxmlformats.org/drawingml/2006/wordprocessingDrawing" xmlns:w10="urn:schemas-microsoft-com:office:word" xmlns:w="http://schemas.openxmlformats.org/wordprocessingml/2006/main" xmlns:w14="http://schemas.microsoft.com/office/word/2010/wordml" xmlns:w15="http://schemas.microsoft.com/office/word/2012/wordml" xmlns:w16cex="http://schemas.microsoft.com/office/word/2018/wordml/cex" xmlns:w16cid="http://schemas.microsoft.com/office/word/2016/wordml/cid" xmlns:w16="http://schemas.microsoft.com/office/word/2018/wordml" xmlns:w16du="http://schemas.microsoft.com/office/word/2023/wordml/word16du" xmlns:w16sdtdh="http://schemas.microsoft.com/office/word/2020/wordml/sdtdatahash" xmlns:w16sdtfl="http://schemas.microsoft.com/office/word/2024/wordml/sdtformatlock" xmlns:w16se="http://schemas.microsoft.com/office/word/2015/wordml/symex" xmlns:wpg="http://schemas.microsoft.com/office/word/2010/wordprocessingGroup" xmlns:wpi="http://schemas.microsoft.com/office/word/2010/wordprocessingInk" xmlns:wne="http://schemas.microsoft.com/office/word/2006/wordml" xmlns:wps="http://schemas.microsoft.com/office/word/2010/wordprocessingShape" mc:Ignorable="w14 w15 w16se w16cid w16 w16cex w16sdtdh w16sdtfl w16du wp14">
+<w:ftr xmlns:wpc="http://schemas.microsoft.com/office/word/2010/wordprocessingCanvas" xmlns:cx="http://schemas.microsoft.com/office/drawing/2014/chartex" xmlns:cx1="http://schemas.microsoft.com/office/drawing/2015/9/8/chartex" xmlns:mc="http://schemas.openxmlformats.org/markup-compatibility/2006" xmlns:o="urn:schemas-microsoft-com:office:office" xmlns:r="http://schemas.openxmlformats.org/officeDocument/2006/relationships" xmlns:m="http://schemas.openxmlformats.org/officeDocument/2006/math" xmlns:v="urn:schemas-microsoft-com:vml" xmlns:wp14="http://schemas.microsoft.com/office/word/2010/wordprocessingDrawing" xmlns:wp="http://schemas.openxmlformats.org/drawingml/2006/wordprocessingDrawing" xmlns:w10="urn:schemas-microsoft-com:office:word" xmlns:w="http://schemas.openxmlformats.org/wordprocessingml/2006/main" xmlns:w14="http://schemas.microsoft.com/office/word/2010/wordml" xmlns:w15="http://schemas.microsoft.com/office/word/2012/wordml" xmlns:w16se="http://schemas.microsoft.com/office/word/2015/wordml/symex" xmlns:wpg="http://schemas.microsoft.com/office/word/2010/wordprocessingGroup" xmlns:wpi="http://schemas.microsoft.com/office/word/2010/wordprocessingInk" xmlns:wne="http://schemas.microsoft.com/office/word/2006/wordml" xmlns:wps="http://schemas.microsoft.com/office/word/2010/wordprocessingShape" mc:Ignorable="w14 w15 w16se wp14">
   <w:p>
     <w:pPr>
       <w:pBdr>
@@ -21775,7 +21821,7 @@
         <w:sz w:val="16"/>
         <w:szCs w:val="16"/>
       </w:rPr>
-      <w:t>11</w:t>
+      <w:t>18</w:t>
     </w:r>
     <w:r>
       <w:rPr>
@@ -21790,7 +21836,7 @@
 </file>
 
 <file path=word/footnotes.xml><?xml version="1.0" encoding="utf-8"?>
-<w:footnotes xmlns:wpc="http://schemas.microsoft.com/office/word/2010/wordprocessingCanvas" xmlns:cx="http://schemas.microsoft.com/office/drawing/2014/chartex" xmlns:cx1="http://schemas.microsoft.com/office/drawing/2015/9/8/chartex" xmlns:cx2="http://schemas.microsoft.com/office/drawing/2015/10/21/chartex" xmlns:cx3="http://schemas.microsoft.com/office/drawing/2016/5/9/chartex" xmlns:cx4="http://schemas.microsoft.com/office/drawing/2016/5/10/chartex" xmlns:cx5="http://schemas.microsoft.com/office/drawing/2016/5/11/chartex" xmlns:cx6="http://schemas.microsoft.com/office/drawing/2016/5/12/chartex" xmlns:cx7="http://schemas.microsoft.com/office/drawing/2016/5/13/chartex" xmlns:cx8="http://schemas.microsoft.com/office/drawing/2016/5/14/chartex" xmlns:mc="http://schemas.openxmlformats.org/markup-compatibility/2006" xmlns:aink="http://schemas.microsoft.com/office/drawing/2016/ink" xmlns:am3d="http://schemas.microsoft.com/office/drawing/2017/model3d" xmlns:o="urn:schemas-microsoft-com:office:office" xmlns:oel="http://schemas.microsoft.com/office/2019/extlst" xmlns:r="http://schemas.openxmlformats.org/officeDocument/2006/relationships" xmlns:m="http://schemas.openxmlformats.org/officeDocument/2006/math" xmlns:v="urn:schemas-microsoft-com:vml" xmlns:wp14="http://schemas.microsoft.com/office/word/2010/wordprocessingDrawing" xmlns:wp="http://schemas.openxmlformats.org/drawingml/2006/wordprocessingDrawing" xmlns:w10="urn:schemas-microsoft-com:office:word" xmlns:w="http://schemas.openxmlformats.org/wordprocessingml/2006/main" xmlns:w14="http://schemas.microsoft.com/office/word/2010/wordml" xmlns:w15="http://schemas.microsoft.com/office/word/2012/wordml" xmlns:w16cex="http://schemas.microsoft.com/office/word/2018/wordml/cex" xmlns:w16cid="http://schemas.microsoft.com/office/word/2016/wordml/cid" xmlns:w16="http://schemas.microsoft.com/office/word/2018/wordml" xmlns:w16du="http://schemas.microsoft.com/office/word/2023/wordml/word16du" xmlns:w16sdtdh="http://schemas.microsoft.com/office/word/2020/wordml/sdtdatahash" xmlns:w16sdtfl="http://schemas.microsoft.com/office/word/2024/wordml/sdtformatlock" xmlns:w16se="http://schemas.microsoft.com/office/word/2015/wordml/symex" xmlns:wpg="http://schemas.microsoft.com/office/word/2010/wordprocessingGroup" xmlns:wpi="http://schemas.microsoft.com/office/word/2010/wordprocessingInk" xmlns:wne="http://schemas.microsoft.com/office/word/2006/wordml" xmlns:wps="http://schemas.microsoft.com/office/word/2010/wordprocessingShape" mc:Ignorable="w14 w15 w16se w16cid w16 w16cex w16sdtdh w16sdtfl w16du wp14">
+<w:footnotes xmlns:wpc="http://schemas.microsoft.com/office/word/2010/wordprocessingCanvas" xmlns:cx="http://schemas.microsoft.com/office/drawing/2014/chartex" xmlns:cx1="http://schemas.microsoft.com/office/drawing/2015/9/8/chartex" xmlns:mc="http://schemas.openxmlformats.org/markup-compatibility/2006" xmlns:o="urn:schemas-microsoft-com:office:office" xmlns:r="http://schemas.openxmlformats.org/officeDocument/2006/relationships" xmlns:m="http://schemas.openxmlformats.org/officeDocument/2006/math" xmlns:v="urn:schemas-microsoft-com:vml" xmlns:wp14="http://schemas.microsoft.com/office/word/2010/wordprocessingDrawing" xmlns:wp="http://schemas.openxmlformats.org/drawingml/2006/wordprocessingDrawing" xmlns:w10="urn:schemas-microsoft-com:office:word" xmlns:w="http://schemas.openxmlformats.org/wordprocessingml/2006/main" xmlns:w14="http://schemas.microsoft.com/office/word/2010/wordml" xmlns:w15="http://schemas.microsoft.com/office/word/2012/wordml" xmlns:w16se="http://schemas.microsoft.com/office/word/2015/wordml/symex" xmlns:wpg="http://schemas.microsoft.com/office/word/2010/wordprocessingGroup" xmlns:wpi="http://schemas.microsoft.com/office/word/2010/wordprocessingInk" xmlns:wne="http://schemas.microsoft.com/office/word/2006/wordml" xmlns:wps="http://schemas.microsoft.com/office/word/2010/wordprocessingShape" mc:Ignorable="w14 w15 w16se wp14">
   <w:footnote w:type="separator" w:id="-1">
     <w:p>
       <w:r>
@@ -21809,7 +21855,7 @@
 </file>
 
 <file path=word/header1.xml><?xml version="1.0" encoding="utf-8"?>
-<w:hdr xmlns:wpc="http://schemas.microsoft.com/office/word/2010/wordprocessingCanvas" xmlns:cx="http://schemas.microsoft.com/office/drawing/2014/chartex" xmlns:cx1="http://schemas.microsoft.com/office/drawing/2015/9/8/chartex" xmlns:cx2="http://schemas.microsoft.com/office/drawing/2015/10/21/chartex" xmlns:cx3="http://schemas.microsoft.com/office/drawing/2016/5/9/chartex" xmlns:cx4="http://schemas.microsoft.com/office/drawing/2016/5/10/chartex" xmlns:cx5="http://schemas.microsoft.com/office/drawing/2016/5/11/chartex" xmlns:cx6="http://schemas.microsoft.com/office/drawing/2016/5/12/chartex" xmlns:cx7="http://schemas.microsoft.com/office/drawing/2016/5/13/chartex" xmlns:cx8="http://schemas.microsoft.com/office/drawing/2016/5/14/chartex" xmlns:mc="http://schemas.openxmlformats.org/markup-compatibility/2006" xmlns:aink="http://schemas.microsoft.com/office/drawing/2016/ink" xmlns:am3d="http://schemas.microsoft.com/office/drawing/2017/model3d" xmlns:o="urn:schemas-microsoft-com:office:office" xmlns:oel="http://schemas.microsoft.com/office/2019/extlst" xmlns:r="http://schemas.openxmlformats.org/officeDocument/2006/relationships" xmlns:m="http://schemas.openxmlformats.org/officeDocument/2006/math" xmlns:v="urn:schemas-microsoft-com:vml" xmlns:wp14="http://schemas.microsoft.com/office/word/2010/wordprocessingDrawing" xmlns:wp="http://schemas.openxmlformats.org/drawingml/2006/wordprocessingDrawing" xmlns:w10="urn:schemas-microsoft-com:office:word" xmlns:w="http://schemas.openxmlformats.org/wordprocessingml/2006/main" xmlns:w14="http://schemas.microsoft.com/office/word/2010/wordml" xmlns:w15="http://schemas.microsoft.com/office/word/2012/wordml" xmlns:w16cex="http://schemas.microsoft.com/office/word/2018/wordml/cex" xmlns:w16cid="http://schemas.microsoft.com/office/word/2016/wordml/cid" xmlns:w16="http://schemas.microsoft.com/office/word/2018/wordml" xmlns:w16du="http://schemas.microsoft.com/office/word/2023/wordml/word16du" xmlns:w16sdtdh="http://schemas.microsoft.com/office/word/2020/wordml/sdtdatahash" xmlns:w16sdtfl="http://schemas.microsoft.com/office/word/2024/wordml/sdtformatlock" xmlns:w16se="http://schemas.microsoft.com/office/word/2015/wordml/symex" xmlns:wpg="http://schemas.microsoft.com/office/word/2010/wordprocessingGroup" xmlns:wpi="http://schemas.microsoft.com/office/word/2010/wordprocessingInk" xmlns:wne="http://schemas.microsoft.com/office/word/2006/wordml" xmlns:wps="http://schemas.microsoft.com/office/word/2010/wordprocessingShape" mc:Ignorable="w14 w15 w16se w16cid w16 w16cex w16sdtdh w16sdtfl w16du wp14">
+<w:hdr xmlns:wpc="http://schemas.microsoft.com/office/word/2010/wordprocessingCanvas" xmlns:cx="http://schemas.microsoft.com/office/drawing/2014/chartex" xmlns:cx1="http://schemas.microsoft.com/office/drawing/2015/9/8/chartex" xmlns:mc="http://schemas.openxmlformats.org/markup-compatibility/2006" xmlns:o="urn:schemas-microsoft-com:office:office" xmlns:r="http://schemas.openxmlformats.org/officeDocument/2006/relationships" xmlns:m="http://schemas.openxmlformats.org/officeDocument/2006/math" xmlns:v="urn:schemas-microsoft-com:vml" xmlns:wp14="http://schemas.microsoft.com/office/word/2010/wordprocessingDrawing" xmlns:wp="http://schemas.openxmlformats.org/drawingml/2006/wordprocessingDrawing" xmlns:w10="urn:schemas-microsoft-com:office:word" xmlns:w="http://schemas.openxmlformats.org/wordprocessingml/2006/main" xmlns:w14="http://schemas.microsoft.com/office/word/2010/wordml" xmlns:w15="http://schemas.microsoft.com/office/word/2012/wordml" xmlns:w16se="http://schemas.microsoft.com/office/word/2015/wordml/symex" xmlns:wpg="http://schemas.microsoft.com/office/word/2010/wordprocessingGroup" xmlns:wpi="http://schemas.microsoft.com/office/word/2010/wordprocessingInk" xmlns:wne="http://schemas.microsoft.com/office/word/2006/wordml" xmlns:wps="http://schemas.microsoft.com/office/word/2010/wordprocessingShape" mc:Ignorable="w14 w15 w16se wp14">
   <w:p>
     <w:pPr>
       <w:pBdr>
@@ -21843,7 +21889,7 @@
 </file>
 
 <file path=word/numbering.xml><?xml version="1.0" encoding="utf-8"?>
-<w:numbering xmlns:wpc="http://schemas.microsoft.com/office/word/2010/wordprocessingCanvas" xmlns:cx="http://schemas.microsoft.com/office/drawing/2014/chartex" xmlns:cx1="http://schemas.microsoft.com/office/drawing/2015/9/8/chartex" xmlns:cx2="http://schemas.microsoft.com/office/drawing/2015/10/21/chartex" xmlns:cx3="http://schemas.microsoft.com/office/drawing/2016/5/9/chartex" xmlns:cx4="http://schemas.microsoft.com/office/drawing/2016/5/10/chartex" xmlns:cx5="http://schemas.microsoft.com/office/drawing/2016/5/11/chartex" xmlns:cx6="http://schemas.microsoft.com/office/drawing/2016/5/12/chartex" xmlns:cx7="http://schemas.microsoft.com/office/drawing/2016/5/13/chartex" xmlns:cx8="http://schemas.microsoft.com/office/drawing/2016/5/14/chartex" xmlns:mc="http://schemas.openxmlformats.org/markup-compatibility/2006" xmlns:aink="http://schemas.microsoft.com/office/drawing/2016/ink" xmlns:am3d="http://schemas.microsoft.com/office/drawing/2017/model3d" xmlns:o="urn:schemas-microsoft-com:office:office" xmlns:oel="http://schemas.microsoft.com/office/2019/extlst" xmlns:r="http://schemas.openxmlformats.org/officeDocument/2006/relationships" xmlns:m="http://schemas.openxmlformats.org/officeDocument/2006/math" xmlns:v="urn:schemas-microsoft-com:vml" xmlns:wp14="http://schemas.microsoft.com/office/word/2010/wordprocessingDrawing" xmlns:wp="http://schemas.openxmlformats.org/drawingml/2006/wordprocessingDrawing" xmlns:w10="urn:schemas-microsoft-com:office:word" xmlns:w="http://schemas.openxmlformats.org/wordprocessingml/2006/main" xmlns:w14="http://schemas.microsoft.com/office/word/2010/wordml" xmlns:w15="http://schemas.microsoft.com/office/word/2012/wordml" xmlns:w16cex="http://schemas.microsoft.com/office/word/2018/wordml/cex" xmlns:w16cid="http://schemas.microsoft.com/office/word/2016/wordml/cid" xmlns:w16="http://schemas.microsoft.com/office/word/2018/wordml" xmlns:w16du="http://schemas.microsoft.com/office/word/2023/wordml/word16du" xmlns:w16sdtdh="http://schemas.microsoft.com/office/word/2020/wordml/sdtdatahash" xmlns:w16sdtfl="http://schemas.microsoft.com/office/word/2024/wordml/sdtformatlock" xmlns:w16se="http://schemas.microsoft.com/office/word/2015/wordml/symex" xmlns:wpg="http://schemas.microsoft.com/office/word/2010/wordprocessingGroup" xmlns:wpi="http://schemas.microsoft.com/office/word/2010/wordprocessingInk" xmlns:wne="http://schemas.microsoft.com/office/word/2006/wordml" xmlns:wps="http://schemas.microsoft.com/office/word/2010/wordprocessingShape" mc:Ignorable="w14 w15 w16se w16cid w16 w16cex w16sdtdh w16sdtfl w16du wp14">
+<w:numbering xmlns:wpc="http://schemas.microsoft.com/office/word/2010/wordprocessingCanvas" xmlns:cx="http://schemas.microsoft.com/office/drawing/2014/chartex" xmlns:cx1="http://schemas.microsoft.com/office/drawing/2015/9/8/chartex" xmlns:mc="http://schemas.openxmlformats.org/markup-compatibility/2006" xmlns:o="urn:schemas-microsoft-com:office:office" xmlns:r="http://schemas.openxmlformats.org/officeDocument/2006/relationships" xmlns:m="http://schemas.openxmlformats.org/officeDocument/2006/math" xmlns:v="urn:schemas-microsoft-com:vml" xmlns:wp14="http://schemas.microsoft.com/office/word/2010/wordprocessingDrawing" xmlns:wp="http://schemas.openxmlformats.org/drawingml/2006/wordprocessingDrawing" xmlns:w10="urn:schemas-microsoft-com:office:word" xmlns:w="http://schemas.openxmlformats.org/wordprocessingml/2006/main" xmlns:w14="http://schemas.microsoft.com/office/word/2010/wordml" xmlns:w15="http://schemas.microsoft.com/office/word/2012/wordml" xmlns:w16se="http://schemas.microsoft.com/office/word/2015/wordml/symex" xmlns:wpg="http://schemas.microsoft.com/office/word/2010/wordprocessingGroup" xmlns:wpi="http://schemas.microsoft.com/office/word/2010/wordprocessingInk" xmlns:wne="http://schemas.microsoft.com/office/word/2006/wordml" xmlns:wps="http://schemas.microsoft.com/office/word/2010/wordprocessingShape" mc:Ignorable="w14 w15 w16se wp14">
   <w:abstractNum w:abstractNumId="0" w15:restartNumberingAfterBreak="0">
     <w:nsid w:val="287F56E7"/>
     <w:multiLevelType w:val="hybridMultilevel"/>
@@ -21984,7 +22030,7 @@
       </w:pPr>
     </w:lvl>
   </w:abstractNum>
-  <w:num w:numId="1" w16cid:durableId="1705444424">
+  <w:num w:numId="1">
     <w:abstractNumId w:val="1"/>
     <w:lvlOverride w:ilvl="0">
       <w:startOverride w:val="1"/>
@@ -21994,7 +22040,7 @@
 </file>
 
 <file path=word/styles.xml><?xml version="1.0" encoding="utf-8"?>
-<w:styles xmlns:mc="http://schemas.openxmlformats.org/markup-compatibility/2006" xmlns:r="http://schemas.openxmlformats.org/officeDocument/2006/relationships" xmlns:w="http://schemas.openxmlformats.org/wordprocessingml/2006/main" xmlns:w14="http://schemas.microsoft.com/office/word/2010/wordml" xmlns:w15="http://schemas.microsoft.com/office/word/2012/wordml" xmlns:w16cex="http://schemas.microsoft.com/office/word/2018/wordml/cex" xmlns:w16cid="http://schemas.microsoft.com/office/word/2016/wordml/cid" xmlns:w16="http://schemas.microsoft.com/office/word/2018/wordml" xmlns:w16du="http://schemas.microsoft.com/office/word/2023/wordml/word16du" xmlns:w16sdtdh="http://schemas.microsoft.com/office/word/2020/wordml/sdtdatahash" xmlns:w16sdtfl="http://schemas.microsoft.com/office/word/2024/wordml/sdtformatlock" xmlns:w16se="http://schemas.microsoft.com/office/word/2015/wordml/symex" mc:Ignorable="w14 w15 w16se w16cid w16 w16cex w16sdtdh w16sdtfl w16du">
+<w:styles xmlns:mc="http://schemas.openxmlformats.org/markup-compatibility/2006" xmlns:r="http://schemas.openxmlformats.org/officeDocument/2006/relationships" xmlns:w="http://schemas.openxmlformats.org/wordprocessingml/2006/main" xmlns:w14="http://schemas.microsoft.com/office/word/2010/wordml" xmlns:w15="http://schemas.microsoft.com/office/word/2012/wordml" xmlns:w16se="http://schemas.microsoft.com/office/word/2015/wordml/symex" mc:Ignorable="w14 w15 w16se">
   <w:docDefaults>
     <w:rPrDefault>
       <w:rPr>
@@ -22004,7 +22050,7 @@
     </w:rPrDefault>
     <w:pPrDefault/>
   </w:docDefaults>
-  <w:latentStyles w:defLockedState="0" w:defUIPriority="99" w:defSemiHidden="0" w:defUnhideWhenUsed="0" w:defQFormat="0" w:count="376">
+  <w:latentStyles w:defLockedState="0" w:defUIPriority="99" w:defSemiHidden="0" w:defUnhideWhenUsed="0" w:defQFormat="0" w:count="371">
     <w:lsdException w:name="Normal" w:uiPriority="0" w:qFormat="1"/>
     <w:lsdException w:name="heading 1" w:uiPriority="9" w:qFormat="1"/>
     <w:lsdException w:name="heading 2" w:semiHidden="1" w:uiPriority="9" w:unhideWhenUsed="1" w:qFormat="1"/>
@@ -22376,11 +22422,6 @@
     <w:lsdException w:name="List Table 5 Dark Accent 6" w:uiPriority="50"/>
     <w:lsdException w:name="List Table 6 Colorful Accent 6" w:uiPriority="51"/>
     <w:lsdException w:name="List Table 7 Colorful Accent 6" w:uiPriority="52"/>
-    <w:lsdException w:name="Mention" w:semiHidden="1" w:unhideWhenUsed="1"/>
-    <w:lsdException w:name="Smart Hyperlink" w:semiHidden="1" w:unhideWhenUsed="1"/>
-    <w:lsdException w:name="Hashtag" w:semiHidden="1" w:unhideWhenUsed="1"/>
-    <w:lsdException w:name="Unresolved Mention" w:semiHidden="1" w:unhideWhenUsed="1"/>
-    <w:lsdException w:name="Smart Link" w:semiHidden="1" w:unhideWhenUsed="1"/>
   </w:latentStyles>
   <w:style w:type="paragraph" w:default="1" w:styleId="Normal">
     <w:name w:val="Normal"/>
@@ -22480,6 +22521,7 @@
   <w:style w:type="character" w:default="1" w:styleId="Fontepargpadro">
     <w:name w:val="Default Paragraph Font"/>
     <w:uiPriority w:val="1"/>
+    <w:semiHidden/>
     <w:unhideWhenUsed/>
   </w:style>
   <w:style w:type="table" w:default="1" w:styleId="Tabelanormal">
@@ -22643,7 +22685,7 @@
       <w:szCs w:val="24"/>
     </w:rPr>
   </w:style>
-  <w:style w:type="character" w:styleId="MenoPendente">
+  <w:style w:type="character" w:customStyle="1" w:styleId="UnresolvedMention">
     <w:name w:val="Unresolved Mention"/>
     <w:basedOn w:val="Fontepargpadro"/>
     <w:uiPriority w:val="99"/>
@@ -22970,7 +23012,7 @@
 </file>
 
 <file path=customXml/itemProps1.xml><?xml version="1.0" encoding="utf-8"?>
-<ds:datastoreItem xmlns:ds="http://schemas.openxmlformats.org/officeDocument/2006/customXml" ds:itemID="{1B6D3091-E001-4179-8305-AE0F65A26197}">
+<ds:datastoreItem xmlns:ds="http://schemas.openxmlformats.org/officeDocument/2006/customXml" ds:itemID="{EA2B48A4-6269-4B92-83E9-2AD3E86C620C}">
   <ds:schemaRefs>
     <ds:schemaRef ds:uri="http://schemas.openxmlformats.org/officeDocument/2006/bibliography"/>
   </ds:schemaRefs>
